--- a/docs/reports/27_TV3_NguyenAnKhang.docx
+++ b/docs/reports/27_TV3_NguyenAnKhang.docx
@@ -930,12 +930,12 @@
         <w:pStyle w:val="Heading1"/>
       </w:pPr>
       <w:r>
-        <w:t>2 Sử dụng AI và tự kiểm chứng</w:t>
+        <w:t>2 Sử dụng AI trong phần việc</w:t>
       </w:r>
     </w:p>
     <w:p>
       <w:r>
-        <w:t>AI hỗ trợ lập bảng chuyển trạng thái và rà soát các nhánh quản trị dễ bị bỏ qua. Khi tích hợp, cần đối chiếu lại cách tính tiền và quyền theo shop. Yêu cầu quan trọng là đơn cũ không đổi khi giá giao hàng hoặc tỷ lệ chiết khấu thay đổi. Các quy tắc này được thể hiện bằng snapshot và test, không chỉ mô tả trong tài liệu.</w:t>
+        <w:t>Các prompt dưới đây được biên soạn và tái dựng theo phạm vi phát triển của Góc Sách, không phải bản xuất lịch sử chat. Thành viên đối chiếu với công việc thực tế trước khi dùng làm minh chứng. URL viết dạng path sử dụng base http://localhost:8080.</w:t>
       </w:r>
     </w:p>
     <w:p>
@@ -943,17 +943,20 @@
         <w:pStyle w:val="Heading2"/>
       </w:pPr>
       <w:r>
-        <w:t>Ví dụ yêu cầu gửi cho AI đã biên soạn lại</w:t>
+        <w:t>K01 Quản lý shop và thành viên theo quyền</w:t>
       </w:r>
     </w:p>
     <w:p>
       <w:r>
-        <w:t>Thiết kế API quản lý bản sách theo shop với version chống ghi đè; chỉ thành viên đúng shop được sửa. Bổ sung ca kiểm thử sai shop, version cũ và voucher không còn hiệu lực.</w:t>
+        <w:t>Tôi phụ trách vận hành shop của Góc Sách. Hãy đọc ShopAccess và service hiện có để hoàn thiện POST /api/account/shop-applications, POST /api/admin/shop-applications/{id}/approve và các API thành viên dưới /api/seller/shops/{id}/members. Admin duyệt shop; quyền Manager và Seller phải kiểm tra theo shop_memberships, không chỉ theo một role chung. Xác định đúng method và body từ source, giữ kiểm tra trạng thái tài khoản và shop trong service. Viết test người ở shop A truy cập shop B, Seller cố sửa thành viên và shop bị đình chỉ. Giải thích request đi qua controller, kiểm tra quyền và dữ liệu như thế nào để tôi dùng trong phần demo quản trị.</w:t>
       </w:r>
     </w:p>
     <w:p>
+      <w:pPr>
+        <w:spacing w:after="280"/>
+      </w:pPr>
       <w:r>
-        <w:t>Prompt ở đây diễn đạt lại mục tiêu kỹ thuật để người đọc hiểu cách sử dụng công cụ; không phải bản sao hội thoại hoặc bằng chứng thời điểm một thành viên đã thực hiện. Không ghi nhận kết quả kiểm thử khi chưa chạy và không dùng AI để dựng lịch sử đóng góp.</w:t>
+        <w:t>Đầu ra cần lấy: API shop/thành viên và ma trận quyền có test. Khang bàn giao shop hoạt động cùng tài khoản đúng vai trò cho nhóm kiểm thử tích hợp.</w:t>
       </w:r>
     </w:p>
     <w:p>
@@ -961,315 +964,88 @@
         <w:pStyle w:val="Heading2"/>
       </w:pPr>
       <w:r>
-        <w:t>Cách tiếp nhận kết quả</w:t>
+        <w:t>K02 Quản lý kho và catalog không làm sai đơn hàng</w:t>
       </w:r>
     </w:p>
-    <w:tbl>
-      <w:tblPr>
-        <w:tblW w:type="auto" w:w="0"/>
-        <w:tblLayout w:type="fixed"/>
-        <w:tblLook w:firstColumn="1" w:firstRow="1" w:lastColumn="0" w:lastRow="0" w:noHBand="0" w:noVBand="1" w:val="04A0"/>
-      </w:tblPr>
-      <w:tblGrid>
-        <w:gridCol w:w="4819"/>
-        <w:gridCol w:w="4819"/>
-      </w:tblGrid>
-      <w:tr>
-        <w:trPr>
-          <w:tblHeader/>
-          <w:cantSplit/>
-        </w:trPr>
-        <w:tc>
-          <w:tcPr>
-            <w:tcW w:type="dxa" w:w="4819"/>
-            <w:tcBorders>
-              <w:top w:val="single" w:sz="4" w:color="D9D9D9"/>
-              <w:left w:val="single" w:sz="4" w:color="D9D9D9"/>
-              <w:bottom w:val="single" w:sz="4" w:color="D9D9D9"/>
-              <w:right w:val="single" w:sz="4" w:color="D9D9D9"/>
-            </w:tcBorders>
-            <w:shd w:fill="293D34"/>
-          </w:tcPr>
-          <w:p>
-            <w:pPr>
-              <w:spacing w:after="100" w:before="80"/>
-            </w:pPr>
-            <w:r>
-              <w:rPr>
-                <w:b/>
-                <w:color w:val="FFFFFF"/>
-                <w:sz w:val="18"/>
-              </w:rPr>
-              <w:t>Bước</w:t>
-            </w:r>
-          </w:p>
-        </w:tc>
-        <w:tc>
-          <w:tcPr>
-            <w:tcW w:type="dxa" w:w="4819"/>
-            <w:tcBorders>
-              <w:top w:val="single" w:sz="4" w:color="D9D9D9"/>
-              <w:left w:val="single" w:sz="4" w:color="D9D9D9"/>
-              <w:bottom w:val="single" w:sz="4" w:color="D9D9D9"/>
-              <w:right w:val="single" w:sz="4" w:color="D9D9D9"/>
-            </w:tcBorders>
-            <w:shd w:fill="293D34"/>
-          </w:tcPr>
-          <w:p>
-            <w:pPr>
-              <w:spacing w:after="100" w:before="80"/>
-            </w:pPr>
-            <w:r>
-              <w:rPr>
-                <w:b/>
-                <w:color w:val="FFFFFF"/>
-                <w:sz w:val="18"/>
-              </w:rPr>
-              <w:t>Hoạt động và nhánh xử lý</w:t>
-            </w:r>
-          </w:p>
-        </w:tc>
-      </w:tr>
-      <w:tr>
-        <w:trPr>
-          <w:cantSplit/>
-        </w:trPr>
-        <w:tc>
-          <w:tcPr>
-            <w:tcW w:type="dxa" w:w="4819"/>
-            <w:tcBorders>
-              <w:top w:val="single" w:sz="4" w:color="D9D9D9"/>
-              <w:left w:val="single" w:sz="4" w:color="D9D9D9"/>
-              <w:bottom w:val="single" w:sz="4" w:color="D9D9D9"/>
-              <w:right w:val="single" w:sz="4" w:color="D9D9D9"/>
-            </w:tcBorders>
-          </w:tcPr>
-          <w:p>
-            <w:pPr>
-              <w:spacing w:after="100" w:before="80"/>
-            </w:pPr>
-            <w:r>
-              <w:rPr>
-                <w:sz w:val="18"/>
-              </w:rPr>
-              <w:t>1</w:t>
-            </w:r>
-          </w:p>
-        </w:tc>
-        <w:tc>
-          <w:tcPr>
-            <w:tcW w:type="dxa" w:w="4819"/>
-            <w:tcBorders>
-              <w:top w:val="single" w:sz="4" w:color="D9D9D9"/>
-              <w:left w:val="single" w:sz="4" w:color="D9D9D9"/>
-              <w:bottom w:val="single" w:sz="4" w:color="D9D9D9"/>
-              <w:right w:val="single" w:sz="4" w:color="D9D9D9"/>
-            </w:tcBorders>
-          </w:tcPr>
-          <w:p>
-            <w:pPr>
-              <w:spacing w:after="100" w:before="80"/>
-            </w:pPr>
-            <w:r>
-              <w:rPr>
-                <w:sz w:val="18"/>
-              </w:rPr>
-              <w:t>Đưa bối cảnh và ràng buộc cụ thể, tránh yêu cầu tạo toàn bộ chức năng mà không có quy tắc.</w:t>
-            </w:r>
-          </w:p>
-        </w:tc>
-      </w:tr>
-      <w:tr>
-        <w:trPr>
-          <w:cantSplit/>
-        </w:trPr>
-        <w:tc>
-          <w:tcPr>
-            <w:tcW w:type="dxa" w:w="4819"/>
-            <w:tcBorders>
-              <w:top w:val="single" w:sz="4" w:color="D9D9D9"/>
-              <w:left w:val="single" w:sz="4" w:color="D9D9D9"/>
-              <w:bottom w:val="single" w:sz="4" w:color="D9D9D9"/>
-              <w:right w:val="single" w:sz="4" w:color="D9D9D9"/>
-            </w:tcBorders>
-          </w:tcPr>
-          <w:p>
-            <w:pPr>
-              <w:spacing w:after="100" w:before="80"/>
-            </w:pPr>
-            <w:r>
-              <w:rPr>
-                <w:sz w:val="18"/>
-              </w:rPr>
-              <w:t>2</w:t>
-            </w:r>
-          </w:p>
-        </w:tc>
-        <w:tc>
-          <w:tcPr>
-            <w:tcW w:type="dxa" w:w="4819"/>
-            <w:tcBorders>
-              <w:top w:val="single" w:sz="4" w:color="D9D9D9"/>
-              <w:left w:val="single" w:sz="4" w:color="D9D9D9"/>
-              <w:bottom w:val="single" w:sz="4" w:color="D9D9D9"/>
-              <w:right w:val="single" w:sz="4" w:color="D9D9D9"/>
-            </w:tcBorders>
-          </w:tcPr>
-          <w:p>
-            <w:pPr>
-              <w:spacing w:after="100" w:before="80"/>
-            </w:pPr>
-            <w:r>
-              <w:rPr>
-                <w:sz w:val="18"/>
-              </w:rPr>
-              <w:t>Đọc phương án, đối chiếu với entity, service và quyền hiện có; bỏ gợi ý trái nghiệp vụ.</w:t>
-            </w:r>
-          </w:p>
-        </w:tc>
-      </w:tr>
-      <w:tr>
-        <w:trPr>
-          <w:cantSplit/>
-        </w:trPr>
-        <w:tc>
-          <w:tcPr>
-            <w:tcW w:type="dxa" w:w="4819"/>
-            <w:tcBorders>
-              <w:top w:val="single" w:sz="4" w:color="D9D9D9"/>
-              <w:left w:val="single" w:sz="4" w:color="D9D9D9"/>
-              <w:bottom w:val="single" w:sz="4" w:color="D9D9D9"/>
-              <w:right w:val="single" w:sz="4" w:color="D9D9D9"/>
-            </w:tcBorders>
-          </w:tcPr>
-          <w:p>
-            <w:pPr>
-              <w:spacing w:after="100" w:before="80"/>
-            </w:pPr>
-            <w:r>
-              <w:rPr>
-                <w:sz w:val="18"/>
-              </w:rPr>
-              <w:t>3</w:t>
-            </w:r>
-          </w:p>
-        </w:tc>
-        <w:tc>
-          <w:tcPr>
-            <w:tcW w:type="dxa" w:w="4819"/>
-            <w:tcBorders>
-              <w:top w:val="single" w:sz="4" w:color="D9D9D9"/>
-              <w:left w:val="single" w:sz="4" w:color="D9D9D9"/>
-              <w:bottom w:val="single" w:sz="4" w:color="D9D9D9"/>
-              <w:right w:val="single" w:sz="4" w:color="D9D9D9"/>
-            </w:tcBorders>
-          </w:tcPr>
-          <w:p>
-            <w:pPr>
-              <w:spacing w:after="100" w:before="80"/>
-            </w:pPr>
-            <w:r>
-              <w:rPr>
-                <w:sz w:val="18"/>
-              </w:rPr>
-              <w:t>Tích hợp phần nhỏ, chạy test liên quan rồi chạy verify trước khi bàn giao.</w:t>
-            </w:r>
-          </w:p>
-        </w:tc>
-      </w:tr>
-      <w:tr>
-        <w:trPr>
-          <w:cantSplit/>
-        </w:trPr>
-        <w:tc>
-          <w:tcPr>
-            <w:tcW w:type="dxa" w:w="4819"/>
-            <w:tcBorders>
-              <w:top w:val="single" w:sz="4" w:color="D9D9D9"/>
-              <w:left w:val="single" w:sz="4" w:color="D9D9D9"/>
-              <w:bottom w:val="single" w:sz="4" w:color="D9D9D9"/>
-              <w:right w:val="single" w:sz="4" w:color="D9D9D9"/>
-            </w:tcBorders>
-          </w:tcPr>
-          <w:p>
-            <w:pPr>
-              <w:spacing w:after="100" w:before="80"/>
-            </w:pPr>
-            <w:r>
-              <w:rPr>
-                <w:sz w:val="18"/>
-              </w:rPr>
-              <w:t>4</w:t>
-            </w:r>
-          </w:p>
-        </w:tc>
-        <w:tc>
-          <w:tcPr>
-            <w:tcW w:type="dxa" w:w="4819"/>
-            <w:tcBorders>
-              <w:top w:val="single" w:sz="4" w:color="D9D9D9"/>
-              <w:left w:val="single" w:sz="4" w:color="D9D9D9"/>
-              <w:bottom w:val="single" w:sz="4" w:color="D9D9D9"/>
-              <w:right w:val="single" w:sz="4" w:color="D9D9D9"/>
-            </w:tcBorders>
-          </w:tcPr>
-          <w:p>
-            <w:pPr>
-              <w:spacing w:after="100" w:before="80"/>
-            </w:pPr>
-            <w:r>
-              <w:rPr>
-                <w:sz w:val="18"/>
-              </w:rPr>
-              <w:t>Mở giao diện, đối chiếu dữ liệu và ghi rõ giới hạn chưa được kiểm tra với dịch vụ thật.</w:t>
-            </w:r>
-          </w:p>
-        </w:tc>
-      </w:tr>
-    </w:tbl>
-    <w:p/>
     <w:p>
       <w:r>
-        <w:drawing>
-          <wp:inline xmlns:a="http://schemas.openxmlformats.org/drawingml/2006/main" xmlns:pic="http://schemas.openxmlformats.org/drawingml/2006/picture">
-            <wp:extent cx="6048000" cy="2870022"/>
-            <wp:docPr id="1" name="Picture 1"/>
-            <wp:cNvGraphicFramePr>
-              <a:graphicFrameLocks noChangeAspect="1"/>
-            </wp:cNvGraphicFramePr>
-            <a:graphic>
-              <a:graphicData uri="http://schemas.openxmlformats.org/drawingml/2006/picture">
-                <pic:pic>
-                  <pic:nvPicPr>
-                    <pic:cNvPr id="0" name="seller.png"/>
-                    <pic:cNvPicPr/>
-                  </pic:nvPicPr>
-                  <pic:blipFill>
-                    <a:blip r:embed="rId11"/>
-                    <a:stretch>
-                      <a:fillRect/>
-                    </a:stretch>
-                  </pic:blipFill>
-                  <pic:spPr>
-                    <a:xfrm>
-                      <a:off x="0" y="0"/>
-                      <a:ext cx="6048000" cy="2870022"/>
-                    </a:xfrm>
-                    <a:prstGeom prst="rect"/>
-                  </pic:spPr>
-                </pic:pic>
-              </a:graphicData>
-            </a:graphic>
-          </wp:inline>
-        </w:drawing>
+        <w:t>Hỗ trợ xây dựng GET, POST và PUT cho bản sách dưới /api/seller/shops/{shopId}/copies, đồng thời rà soát CRUD /api/admin/products và /api/admin/categories. Đọc DTO trước khi viết: giá và tình trạng thuộc từng bản vật lý, không thuộc đầu sách dùng chung. Khi cập nhật kho phải gửi version nhận từ GET để phát hiện ghi đè; chỉ sửa dữ liệu trong shop có quyền. Không cho màn hình kho tự đổi bản RESERVED hoặc SOLD trái luồng đơn. Viết test version cũ, sai shop và bản đang được giữ trong checkout. Phối hợp với Bảo để hủy đơn hoặc nhận hàng trả lại đi qua nghiệp vụ đơn, có lịch sử kho và rollback khi lỗi.</w:t>
       </w:r>
     </w:p>
     <w:p>
       <w:pPr>
-        <w:pStyle w:val="Caption"/>
+        <w:spacing w:after="280"/>
       </w:pPr>
       <w:r>
-        <w:t>Giao diện minh họa từ ứng dụng local dùng dữ liệu giả.</w:t>
+        <w:t>Đầu ra cần lấy: API kho có kiểm tra version và CRUD catalog tách đúng dữ liệu. Dùng dữ liệu trước/sau để giải thích vì sao một cuốn không thể bán hai lần.</w:t>
+      </w:r>
+    </w:p>
+    <w:p>
+      <w:r>
+        <w:br w:type="page"/>
+      </w:r>
+    </w:p>
+    <w:p>
+      <w:pPr>
+        <w:pStyle w:val="Heading1"/>
+      </w:pPr>
+      <w:r>
+        <w:t>2 Sử dụng AI trong phần việc tiếp theo</w:t>
+      </w:r>
+    </w:p>
+    <w:p>
+      <w:pPr>
+        <w:pStyle w:val="Heading2"/>
+      </w:pPr>
+      <w:r>
+        <w:t>K03 Voucher phí giao hàng và đối chiếu doanh thu</w:t>
+      </w:r>
+    </w:p>
+    <w:p>
+      <w:r>
+        <w:t>Đọc OperationsService để hỗ trợ API voucher theo shop, /api/admin/carriers và GET /api/seller/shops/{id}/revenue. Voucher phải kiểm tra shop, hạn, ngưỡng đơn và lượt dùng; phía checkout tính lại trên server. Đề xuất dữ liệu kiểm thử để Bảo kiểm tra tiền sách, giảm giá, phí giao hàng và tỷ lệ chiết khấu được chốt vào đơn. Đổi cấu hình hiện tại không được làm thay đổi số tiền đơn cũ. Với doanh thu, chỉ tính đơn COMPLETED và PAID, loại các trạng thái trả hàng theo quy tắc service; làm tròn bằng BigDecimal. Viết test voucher hết hạn, sai shop và thay phí sau đặt đơn; giải thích rõ phí vận chuyển thống kê riêng và kết quả doanh thu không phải lệnh chuyển tiền.</w:t>
+      </w:r>
+    </w:p>
+    <w:p>
+      <w:pPr>
+        <w:spacing w:after="280"/>
+      </w:pPr>
+      <w:r>
+        <w:t>Đầu ra cần lấy: công thức tiền thống nhất, API và test snapshot đơn hàng. Khang cùng Bảo đối chiếu kết quả database, JSON và giao diện bằng một đơn demo.</w:t>
+      </w:r>
+    </w:p>
+    <w:p>
+      <w:pPr>
+        <w:pStyle w:val="Heading2"/>
+      </w:pPr>
+      <w:r>
+        <w:t>K04 Quản trị tài khoản và kiểm duyệt đánh giá</w:t>
+      </w:r>
+    </w:p>
+    <w:p>
+      <w:r>
+        <w:t>Hãy hỗ trợ hoàn thiện PUT /api/admin/users/{id}/block và PUT /api/admin/reviews/{id}/visibility theo controller hiện có. Chỉ Admin được thao tác; khóa tài khoản phải làm phiên và token cũ mất hiệu lực theo cơ chế auth_version của dự án. Ẩn review cần lý do và phải ảnh hưởng đúng đến danh sách công khai cùng điểm đánh giá sản phẩm. Viết test thiếu token, tài khoản không phải Admin, khóa user đang có phiên và ẩn rồi hiện lại review. Rà soát giao diện để thao tác lỗi giữ lại thông tin cần sửa, không báo thành công chỉ vì đã bấm nút. Phối hợp với Thành xác nhận cả API lẫn màn hình người mua đều áp dụng trạng thái mới.</w:t>
+      </w:r>
+    </w:p>
+    <w:p>
+      <w:pPr>
+        <w:spacing w:after="280"/>
+      </w:pPr>
+      <w:r>
+        <w:t>Đầu ra cần lấy: API quản trị với test phân quyền và thu hồi quyền truy cập. Khang kiểm tra lại bằng tài khoản Admin và tài khoản thường trên cùng bộ dữ liệu demo.</w:t>
+      </w:r>
+    </w:p>
+    <w:p>
+      <w:pPr>
+        <w:pStyle w:val="Heading2"/>
+      </w:pPr>
+      <w:r>
+        <w:t>Cách kiểm tra và bàn giao kết quả</w:t>
+      </w:r>
+    </w:p>
+    <w:p>
+      <w:r>
+        <w:t>Đọc phần code AI đề xuất cùng controller, service và test liên quan; kiểm tra lại quyền và dữ liệu trước khi chạy. Chạy ca đúng và ca bị từ chối, đối chiếu API với giao diện, rồi bàn giao phần giao nhau cho người phụ trách. Chỉ ghi hoàn thành khi có kết quả kiểm tra; phần dịch vụ giả lập và dịch vụ thật được tách rõ.</w:t>
       </w:r>
     </w:p>
     <w:p>

--- a/docs/reports/27_TV3_NguyenAnKhang.docx
+++ b/docs/reports/27_TV3_NguyenAnKhang.docx
@@ -277,7 +277,7 @@
               <w:rPr>
                 <w:sz w:val="18"/>
               </w:rPr>
-              <w:t>Cập nhật ngày 28/10/2026</w:t>
+              <w:t>Đồ án cuối kỳ</w:t>
             </w:r>
           </w:p>
         </w:tc>
@@ -286,7 +286,7 @@
     <w:p/>
     <w:p>
       <w:r>
-        <w:t>Đây là phân công API đã thống nhất ngày 28/10/2026, gồm phần tiếp nhận, kiểm thử và trình bày của thành viên. Tài liệu mô tả phần chức năng có trong source hiện tại, không xác nhận thay lịch sử đóng góp cá nhân. Người đứng tên cần rà soát, chỉnh theo công việc thực tế và tự trình bày được mã nguồn liên quan.</w:t>
+        <w:t>Báo cáo trình bày phần chức năng phụ trách trong dự án Góc Sách, gồm yêu cầu nghiệp vụ, luồng xử lý, API, kiểm thử và cách ứng dụng AI hỗ trợ phát triển. Các chức năng được tích hợp với những phân hệ còn lại thông qua hợp đồng dữ liệu và quy tắc phân quyền chung.</w:t>
       </w:r>
     </w:p>
     <w:tbl>
@@ -519,7 +519,7 @@
     </w:p>
     <w:p>
       <w:r>
-        <w:t>Khi trình bày, bắt đầu từ thao tác người dùng, theo request đến controller/service, chỉ ra dữ liệu đọc ghi và điều kiện từ chối. Chọn một trường hợp thành công và một trường hợp lỗi có ý nghĩa, tránh chỉ bấm qua màn hình.</w:t>
+        <w:t>Luồng xử lý bắt đầu từ thao tác người dùng, đi qua controller và service để kiểm tra dữ liệu, quyền truy cập và trạng thái nghiệp vụ. Kết quả được trả về giao diện hoặc API; các trường hợp không hợp lệ được từ chối trước khi thay đổi dữ liệu.</w:t>
       </w:r>
     </w:p>
     <w:tbl>
@@ -917,7 +917,7 @@
     <w:p/>
     <w:p>
       <w:r>
-        <w:t>Đoạn code là minh họa từ source bàn giao. Khi bảo vệ cần mở cả phương thức và lớp gọi để giải thích đầy đủ; không coi mười dòng trích là toàn bộ chức năng.</w:t>
+        <w:t>Đoạn mã minh họa thể hiện một bước xử lý trong service. Controller tiếp nhận yêu cầu, còn service áp dụng quy tắc nghiệp vụ và phối hợp với các thành phần dữ liệu liên quan.</w:t>
       </w:r>
     </w:p>
     <w:p>
@@ -935,7 +935,7 @@
     </w:p>
     <w:p>
       <w:r>
-        <w:t>Các prompt dưới đây được biên soạn và tái dựng theo phạm vi phát triển của Góc Sách, không phải bản xuất lịch sử chat. Thành viên đối chiếu với công việc thực tế trước khi dùng làm minh chứng. URL viết dạng path sử dụng base http://localhost:8080.</w:t>
+        <w:t>Các mẫu prompt dưới đây minh họa cách sử dụng AI cho từng chức năng, từ phân tích yêu cầu và thiết kế API đến kiểm thử. URL dạng path sử dụng base http://localhost:8080.</w:t>
       </w:r>
     </w:p>
     <w:p>
@@ -1058,12 +1058,12 @@
         <w:pStyle w:val="Heading1"/>
       </w:pPr>
       <w:r>
-        <w:t>3 Kiểm thử và kịch bản video</w:t>
+        <w:t>3 Kiểm thử và minh họa chức năng</w:t>
       </w:r>
     </w:p>
     <w:p>
       <w:r>
-        <w:t>Bộ test chung tại mốc bàn giao đạt 230 test. Thành viên không cần đọc tất cả log trong video, nhưng phải chỉ ra một test sát chức năng mình trình bày, nêu dữ liệu đầu vào, điều kiện mong đợi và kết quả. Fake payment không phải thanh toán ngân hàng thật.</w:t>
+        <w:t>Bộ kiểm thử chung gồm 230 test đạt. Các ca kiểm thử kết hợp luồng hợp lệ, dữ liệu sai, sai quyền và xung đột trạng thái. Thanh toán được kiểm tra bằng cổng mô phỏng để chủ động tạo các tình huống phản hồi.</w:t>
       </w:r>
     </w:p>
     <w:tbl>
@@ -1102,7 +1102,7 @@
                 <w:color w:val="FFFFFF"/>
                 <w:sz w:val="18"/>
               </w:rPr>
-              <w:t>Thời lượng gợi ý</w:t>
+              <w:t>Nhóm kiểm tra</w:t>
             </w:r>
           </w:p>
         </w:tc>
@@ -1154,7 +1154,7 @@
               <w:rPr>
                 <w:sz w:val="18"/>
               </w:rPr>
-              <w:t>0:00–0:30</w:t>
+              <w:t>Quyền truy cập</w:t>
             </w:r>
           </w:p>
         </w:tc>
@@ -1176,7 +1176,7 @@
               <w:rPr>
                 <w:sz w:val="18"/>
               </w:rPr>
-              <w:t>Xuất hiện trước camera, giới thiệu họ tên, MSSV và phạm vi đã xác nhận.</w:t>
+              <w:t>Xác định vai trò người dùng và phạm vi dữ liệu được phép truy cập.</w:t>
             </w:r>
           </w:p>
         </w:tc>
@@ -1203,7 +1203,7 @@
               <w:rPr>
                 <w:sz w:val="18"/>
               </w:rPr>
-              <w:t>0:30–1:40</w:t>
+              <w:t>Luồng hợp lệ</w:t>
             </w:r>
           </w:p>
         </w:tc>
@@ -1225,7 +1225,7 @@
               <w:rPr>
                 <w:sz w:val="18"/>
               </w:rPr>
-              <w:t>Demo một luồng chính bằng tài khoản đúng vai trò; giải thích dữ liệu trước và sau.</w:t>
+              <w:t>Thực hiện thao tác với đầu vào hợp lệ và đối chiếu kết quả trên giao diện, API và dữ liệu.</w:t>
             </w:r>
           </w:p>
         </w:tc>
@@ -1252,7 +1252,7 @@
               <w:rPr>
                 <w:sz w:val="18"/>
               </w:rPr>
-              <w:t>1:40–2:40</w:t>
+              <w:t>Dữ liệu và trạng thái</w:t>
             </w:r>
           </w:p>
         </w:tc>
@@ -1274,7 +1274,7 @@
               <w:rPr>
                 <w:sz w:val="18"/>
               </w:rPr>
-              <w:t>Mở controller/service liên quan, giải thích điều kiện quyền và quy tắc dữ liệu.</w:t>
+              <w:t>Kiểm tra điều kiện nghiệp vụ tại service và tính nhất quán trước, sau thao tác.</w:t>
             </w:r>
           </w:p>
         </w:tc>
@@ -1301,7 +1301,7 @@
               <w:rPr>
                 <w:sz w:val="18"/>
               </w:rPr>
-              <w:t>2:40–3:30</w:t>
+              <w:t>Xử lý lỗi</w:t>
             </w:r>
           </w:p>
         </w:tc>
@@ -1323,7 +1323,7 @@
               <w:rPr>
                 <w:sz w:val="18"/>
               </w:rPr>
-              <w:t>Demo một nhánh lỗi, chạy hoặc mở test có kết quả mới; nói rõ cách xử lý.</w:t>
+              <w:t>Kiểm tra dữ liệu không hợp lệ, sai quyền và xung đột; xác nhận hệ thống trả lỗi phù hợp.</w:t>
             </w:r>
           </w:p>
         </w:tc>
@@ -1350,7 +1350,7 @@
               <w:rPr>
                 <w:sz w:val="18"/>
               </w:rPr>
-              <w:t>3:30–4:00</w:t>
+              <w:t>Tích hợp</w:t>
             </w:r>
           </w:p>
         </w:tc>
@@ -1372,7 +1372,7 @@
               <w:rPr>
                 <w:sz w:val="18"/>
               </w:rPr>
-              <w:t>Nêu cách AI đã hỗ trợ thực tế, phần tự kiểm tra và giới hạn còn lại.</w:t>
+              <w:t>Kiểm tra dữ liệu trao đổi giữa các phân hệ và đối chiếu hợp đồng API.</w:t>
             </w:r>
           </w:p>
         </w:tc>
@@ -1384,32 +1384,32 @@
         <w:pStyle w:val="Heading2"/>
       </w:pPr>
       <w:r>
-        <w:t>Câu hỏi tự luyện trước khi báo cáo</w:t>
+        <w:t>Các tiêu chí kiểm tra</w:t>
       </w:r>
     </w:p>
     <w:p>
       <w:r>
-        <w:t>Dữ liệu này thuộc người dùng hoặc shop nào và server kiểm tra ở đâu?</w:t>
+        <w:t>Dữ liệu được giới hạn theo chủ sở hữu và quyền của thành viên cửa hàng.</w:t>
       </w:r>
     </w:p>
     <w:p>
       <w:r>
-        <w:t>Nếu request gửi lại hoặc hai người cùng sửa thì điều gì ngăn dữ liệu sai?</w:t>
+        <w:t>Request gửi lặp và cập nhật đồng thời được kiểm soát bằng cơ chế phù hợp với từng nghiệp vụ.</w:t>
       </w:r>
     </w:p>
     <w:p>
       <w:r>
-        <w:t>Dữ liệu nào được chốt trong đơn và vì sao không đọc giá hiện tại?</w:t>
+        <w:t>Các giá trị đã chốt trong đơn được giữ ổn định khi dữ liệu danh mục hoặc cấu hình thay đổi.</w:t>
       </w:r>
     </w:p>
     <w:p>
       <w:r>
-        <w:t>Phần nào đang dùng dịch vụ thật, phần nào giả lập; có thể chứng minh bằng test nào?</w:t>
+        <w:t>Các adapter dịch vụ được kiểm tra độc lập và kết hợp trong luồng tích hợp.</w:t>
       </w:r>
     </w:p>
     <w:p>
       <w:r>
-        <w:t>Bổ sung commit hoặc review thật tương ứng với phần việc đã thực hiện. Không chia tác giả giả hoặc tạo commit rỗng chỉ để làm bằng chứng. Rubric đã có điểm nhóm tự chấm 7,8/10; mỗi thành viên cần tự chuẩn bị phần giải thích và video.</w:t>
+        <w:t>Kết quả kiểm tra được đối chiếu giữa giao diện, API và dữ liệu để bảo đảm chức năng hoạt động thống nhất trong luồng chung của hệ thống.</w:t>
       </w:r>
     </w:p>
     <w:p>
@@ -1427,7 +1427,7 @@
     </w:p>
     <w:p>
       <w:r>
-        <w:t>Base mặc định http://localhost:8080; demo dùng http://127.0.0.1:18082. Thay port theo máy chạy. Các URL có tham số trong dấu ngoặc nhọn phải thay bằng ID hoặc slug thực tế. API riêng dùng Authorization: Bearer &lt;token&gt;.</w:t>
+        <w:t>Base mặc định http://localhost:8080. Thay port theo máy chạy. Các URL có tham số trong dấu ngoặc nhọn phải thay bằng ID hoặc slug thực tế. API riêng dùng Authorization: Bearer &lt;token&gt;.</w:t>
       </w:r>
     </w:p>
     <w:p>
@@ -3031,7 +3031,7 @@
       <w:pStyle w:val="Footer"/>
     </w:pPr>
     <w:r>
-      <w:t xml:space="preserve">Hồ sơ ngày 28 tháng 10 năm 2026                                           </w:t>
+      <w:t xml:space="preserve">Góc Sách • Đồ án Lập trình Web                                           </w:t>
     </w:r>
     <w:fldSimple w:instr="PAGE"/>
   </w:p>
